--- a/docs/scripts/codegraph_safe.docx
+++ b/docs/scripts/codegraph_safe.docx
@@ -2,7 +2,7 @@
 <file path=word/document.xml><?xml version="1.0" encoding="utf-8"?>
 <w:document xmlns:w="http://schemas.openxmlformats.org/wordprocessingml/2006/main" xmlns:m="http://schemas.openxmlformats.org/officeDocument/2006/math" xmlns:r="http://schemas.openxmlformats.org/officeDocument/2006/relationships" xmlns:o="urn:schemas-microsoft-com:office:office" xmlns:v="urn:schemas-microsoft-com:vml" xmlns:w10="urn:schemas-microsoft-com:office:word" xmlns:a="http://schemas.openxmlformats.org/drawingml/2006/main" xmlns:pic="http://schemas.openxmlformats.org/drawingml/2006/picture" xmlns:wp="http://schemas.openxmlformats.org/drawingml/2006/wordprocessingDrawing">
   <w:body>
-    <w:bookmarkStart w:id="39" w:name="codegraph_safesh--companion-guide"/>
+    <w:bookmarkStart w:id="40" w:name="codegraph_safesh--companion-guide"/>
     <w:p>
       <w:pPr>
         <w:pStyle w:val="Heading1"/>
@@ -554,7 +554,7 @@
       </w:r>
     </w:p>
     <w:bookmarkEnd w:id="9"/>
-    <w:bookmarkStart w:id="10" w:name="prerequisites"/>
+    <w:bookmarkStart w:id="11" w:name="prerequisites"/>
     <w:p>
       <w:pPr>
         <w:pStyle w:val="Heading2"/>
@@ -788,18 +788,372 @@
         <w:t xml:space="preserve">(see below).</w:t>
       </w:r>
     </w:p>
-    <w:bookmarkEnd w:id="10"/>
-    <w:bookmarkStart w:id="11" w:name="usage-examples"/>
+    <w:bookmarkStart w:id="10" w:name="Xe0b15096a811e63c2d0bcbdcf6f64a6c84a9ede"/>
     <w:p>
       <w:pPr>
-        <w:pStyle w:val="Heading2"/>
-      </w:pPr>
-      <w:r>
-        <w:t xml:space="preserve">Usage examples</w:t>
+        <w:pStyle w:val="Heading3"/>
+      </w:pPr>
+      <w:r>
+        <w:t xml:space="preserve">Host-adaptive V8 heap budget (added 2026-09-25, BOB-XXX)</w:t>
       </w:r>
     </w:p>
     <w:p>
       <w:pPr>
+        <w:pStyle w:val="FirstParagraph"/>
+      </w:pPr>
+      <w:r>
+        <w:rPr>
+          <w:rStyle w:val="VerbatimChar"/>
+        </w:rPr>
+        <w:t xml:space="preserve">preflight</w:t>
+      </w:r>
+      <w:r>
+        <w:t xml:space="preserve"> </w:t>
+      </w:r>
+      <w:r>
+        <w:t xml:space="preserve">now also reports a</w:t>
+      </w:r>
+      <w:r>
+        <w:t xml:space="preserve"> </w:t>
+      </w:r>
+      <w:r>
+        <w:rPr>
+          <w:rStyle w:val="VerbatimChar"/>
+        </w:rPr>
+        <w:t xml:space="preserve">heap_mb=</w:t>
+      </w:r>
+      <w:r>
+        <w:t xml:space="preserve"> </w:t>
+      </w:r>
+      <w:r>
+        <w:t xml:space="preserve">line: half of currently-measured</w:t>
+      </w:r>
+      <w:r>
+        <w:t xml:space="preserve"> </w:t>
+      </w:r>
+      <w:r>
+        <w:rPr>
+          <w:rStyle w:val="VerbatimChar"/>
+        </w:rPr>
+        <w:t xml:space="preserve">MemAvailable</w:t>
+      </w:r>
+      <w:r>
+        <w:t xml:space="preserve"> </w:t>
+      </w:r>
+      <w:r>
+        <w:t xml:space="preserve">(kB, from</w:t>
+      </w:r>
+      <w:r>
+        <w:t xml:space="preserve"> </w:t>
+      </w:r>
+      <w:r>
+        <w:rPr>
+          <w:rStyle w:val="VerbatimChar"/>
+        </w:rPr>
+        <w:t xml:space="preserve">/proc/meminfo</w:t>
+      </w:r>
+      <w:r>
+        <w:t xml:space="preserve">), floored at 8192 MiB and capped at</w:t>
+      </w:r>
+      <w:r>
+        <w:t xml:space="preserve"> </w:t>
+      </w:r>
+      <w:r>
+        <w:t xml:space="preserve">65536 MiB. The caller (</w:t>
+      </w:r>
+      <w:r>
+        <w:rPr>
+          <w:rStyle w:val="VerbatimChar"/>
+        </w:rPr>
+        <w:t xml:space="preserve">init</w:t>
+      </w:r>
+      <w:r>
+        <w:t xml:space="preserve">/</w:t>
+      </w:r>
+      <w:r>
+        <w:rPr>
+          <w:rStyle w:val="VerbatimChar"/>
+        </w:rPr>
+        <w:t xml:space="preserve">index</w:t>
+      </w:r>
+      <w:r>
+        <w:t xml:space="preserve">/</w:t>
+      </w:r>
+      <w:r>
+        <w:rPr>
+          <w:rStyle w:val="VerbatimChar"/>
+        </w:rPr>
+        <w:t xml:space="preserve">sync</w:t>
+      </w:r>
+      <w:r>
+        <w:t xml:space="preserve">) extracts it and exports</w:t>
+      </w:r>
+      <w:r>
+        <w:t xml:space="preserve"> </w:t>
+      </w:r>
+      <w:r>
+        <w:rPr>
+          <w:rStyle w:val="VerbatimChar"/>
+        </w:rPr>
+        <w:t xml:space="preserve">NODE_OPTIONS=--max-old-space-size=$heap_mb</w:t>
+      </w:r>
+      <w:r>
+        <w:t xml:space="preserve"> </w:t>
+      </w:r>
+      <w:r>
+        <w:t xml:space="preserve">(additive to any pre-existing</w:t>
+      </w:r>
+      <w:r>
+        <w:t xml:space="preserve"> </w:t>
+      </w:r>
+      <w:r>
+        <w:rPr>
+          <w:rStyle w:val="VerbatimChar"/>
+        </w:rPr>
+        <w:t xml:space="preserve">NODE_OPTIONS</w:t>
+      </w:r>
+      <w:r>
+        <w:t xml:space="preserve">) before launching the detached supervisor, so the indexer</w:t>
+      </w:r>
+      <w:r>
+        <w:t xml:space="preserve"> </w:t>
+      </w:r>
+      <w:r>
+        <w:t xml:space="preserve">child inherits it. Without this, a stock launch runs on Node's</w:t>
+      </w:r>
+      <w:r>
+        <w:t xml:space="preserve"> </w:t>
+      </w:r>
+      <w:r>
+        <w:rPr>
+          <w:i/>
+          <w:iCs/>
+        </w:rPr>
+        <w:t xml:space="preserve">default</w:t>
+      </w:r>
+      <w:r>
+        <w:t xml:space="preserve"> </w:t>
+      </w:r>
+      <w:r>
+        <w:t xml:space="preserve">old-space limit (~4 GiB) regardless of host RAM — on a large repo (584K</w:t>
+      </w:r>
+      <w:r>
+        <w:t xml:space="preserve"> </w:t>
+      </w:r>
+      <w:r>
+        <w:t xml:space="preserve">files / 49M edges observed) the resolve phase legitimately needs far more</w:t>
+      </w:r>
+      <w:r>
+        <w:t xml:space="preserve"> </w:t>
+      </w:r>
+      <w:r>
+        <w:t xml:space="preserve">than that and the indexer OOM-aborts (</w:t>
+      </w:r>
+      <w:r>
+        <w:rPr>
+          <w:rStyle w:val="VerbatimChar"/>
+        </w:rPr>
+        <w:t xml:space="preserve">rc=134</w:t>
+      </w:r>
+      <w:r>
+        <w:t xml:space="preserve">,</w:t>
+      </w:r>
+      <w:r>
+        <w:t xml:space="preserve"> </w:t>
+      </w:r>
+      <w:r>
+        <w:rPr>
+          <w:rStyle w:val="VerbatimChar"/>
+        </w:rPr>
+        <w:t xml:space="preserve">FATAL ERROR: Reached heap limit</w:t>
+      </w:r>
+      <w:r>
+        <w:t xml:space="preserve">)</w:t>
+      </w:r>
+      <w:r>
+        <w:t xml:space="preserve"> </w:t>
+      </w:r>
+      <w:r>
+        <w:rPr>
+          <w:i/>
+          <w:iCs/>
+        </w:rPr>
+        <w:t xml:space="preserve">after</w:t>
+      </w:r>
+      <w:r>
+        <w:t xml:space="preserve"> </w:t>
+      </w:r>
+      <w:r>
+        <w:t xml:space="preserve">finishing file parsing, discarding the whole bulk run</w:t>
+      </w:r>
+      <w:r>
+        <w:t xml:space="preserve"> </w:t>
+      </w:r>
+      <w:r>
+        <w:t xml:space="preserve">(reproduced live 2026-09-25; see</w:t>
+      </w:r>
+      <w:r>
+        <w:t xml:space="preserve"> </w:t>
+      </w:r>
+      <w:r>
+        <w:rPr>
+          <w:rStyle w:val="VerbatimChar"/>
+        </w:rPr>
+        <w:t xml:space="preserve">docs/codegraph/Status.md</w:t>
+      </w:r>
+      <w:r>
+        <w:t xml:space="preserve">). Never</w:t>
+      </w:r>
+      <w:r>
+        <w:t xml:space="preserve"> </w:t>
+      </w:r>
+      <w:r>
+        <w:t xml:space="preserve">hardcoded (§12.11) — always derived from the live measurement each run.</w:t>
+      </w:r>
+      <w:r>
+        <w:t xml:space="preserve"> </w:t>
+      </w:r>
+      <w:r>
+        <w:t xml:space="preserve">Extraction failure (an unreadable/missing</w:t>
+      </w:r>
+      <w:r>
+        <w:t xml:space="preserve"> </w:t>
+      </w:r>
+      <w:r>
+        <w:rPr>
+          <w:rStyle w:val="VerbatimChar"/>
+        </w:rPr>
+        <w:t xml:space="preserve">heap_mb=</w:t>
+      </w:r>
+      <w:r>
+        <w:t xml:space="preserve"> </w:t>
+      </w:r>
+      <w:r>
+        <w:t xml:space="preserve">line) refuses the run</w:t>
+      </w:r>
+      <w:r>
+        <w:t xml:space="preserve"> </w:t>
+      </w:r>
+      <w:r>
+        <w:t xml:space="preserve">(</w:t>
+      </w:r>
+      <w:r>
+        <w:rPr>
+          <w:rStyle w:val="VerbatimChar"/>
+        </w:rPr>
+        <w:t xml:space="preserve">die 6</w:t>
+      </w:r>
+      <w:r>
+        <w:t xml:space="preserve">) rather than silently falling back to the stock/unmeasured limit.</w:t>
+      </w:r>
+      <w:r>
+        <w:t xml:space="preserve"> </w:t>
+      </w:r>
+      <w:r>
+        <w:t xml:space="preserve">Regression-tested:</w:t>
+      </w:r>
+      <w:r>
+        <w:t xml:space="preserve"> </w:t>
+      </w:r>
+      <w:r>
+        <w:rPr>
+          <w:rStyle w:val="VerbatimChar"/>
+        </w:rPr>
+        <w:t xml:space="preserve">tests/test_unit_safe.sh</w:t>
+      </w:r>
+      <w:r>
+        <w:t xml:space="preserve"> </w:t>
+      </w:r>
+      <w:r>
+        <w:t xml:space="preserve">U44 (proportional formula) /</w:t>
+      </w:r>
+      <w:r>
+        <w:t xml:space="preserve"> </w:t>
+      </w:r>
+      <w:r>
+        <w:t xml:space="preserve">U45 (floor).</w:t>
+      </w:r>
+      <w:r>
+        <w:t xml:space="preserve"> </w:t>
+      </w:r>
+      <w:r>
+        <w:rPr>
+          <w:b/>
+          <w:bCs/>
+        </w:rPr>
+        <w:t xml:space="preserve">Known gap, not fixed in this pass:</w:t>
+      </w:r>
+      <w:r>
+        <w:t xml:space="preserve"> </w:t>
+      </w:r>
+      <w:r>
+        <w:t xml:space="preserve">the line-number</w:t>
+      </w:r>
+      <w:r>
+        <w:t xml:space="preserve"> </w:t>
+      </w:r>
+      <w:r>
+        <w:t xml:space="preserve">citations elsewhere in this document (§ headers above referencing specific</w:t>
+      </w:r>
+      <w:r>
+        <w:t xml:space="preserve"> </w:t>
+      </w:r>
+      <w:r>
+        <w:rPr>
+          <w:rStyle w:val="VerbatimChar"/>
+        </w:rPr>
+        <w:t xml:space="preserve">codegraph_safe.sh</w:t>
+      </w:r>
+      <w:r>
+        <w:t xml:space="preserve"> </w:t>
+      </w:r>
+      <w:r>
+        <w:t xml:space="preserve">line numbers) were NOT re-walked after this ~20-line</w:t>
+      </w:r>
+      <w:r>
+        <w:t xml:space="preserve"> </w:t>
+      </w:r>
+      <w:r>
+        <w:t xml:space="preserve">insertion and are now stale by that offset for any code below the</w:t>
+      </w:r>
+      <w:r>
+        <w:t xml:space="preserve"> </w:t>
+      </w:r>
+      <w:r>
+        <w:t xml:space="preserve">insertion point — a pre-existing pattern in this doc (see the sibling</w:t>
+      </w:r>
+      <w:r>
+        <w:t xml:space="preserve"> </w:t>
+      </w:r>
+      <w:r>
+        <w:rPr>
+          <w:rStyle w:val="VerbatimChar"/>
+        </w:rPr>
+        <w:t xml:space="preserve">codegraph_safe_helper.md</w:t>
+      </w:r>
+      <w:r>
+        <w:t xml:space="preserve">'s own disclosed staleness), tracked as owed</w:t>
+      </w:r>
+      <w:r>
+        <w:t xml:space="preserve"> </w:t>
+      </w:r>
+      <w:r>
+        <w:t xml:space="preserve">follow-up, not silently left unmentioned.</w:t>
+      </w:r>
+    </w:p>
+    <w:bookmarkEnd w:id="10"/>
+    <w:bookmarkEnd w:id="11"/>
+    <w:bookmarkStart w:id="12" w:name="usage-examples"/>
+    <w:p>
+      <w:pPr>
+        <w:pStyle w:val="Heading2"/>
+      </w:pPr>
+      <w:r>
+        <w:t xml:space="preserve">Usage examples</w:t>
+      </w:r>
+    </w:p>
+    <w:p>
+      <w:pPr>
         <w:pStyle w:val="SourceCode"/>
       </w:pPr>
       <w:r>
@@ -1313,8 +1667,8 @@
         <w:t xml:space="preserve"> --reap-dead-lock unlock</w:t>
       </w:r>
     </w:p>
-    <w:bookmarkEnd w:id="11"/>
-    <w:bookmarkStart w:id="12" w:name="operations-lines-34-36-440-561"/>
+    <w:bookmarkEnd w:id="12"/>
+    <w:bookmarkStart w:id="13" w:name="operations-lines-34-36-440-561"/>
     <w:p>
       <w:pPr>
         <w:pStyle w:val="Heading2"/>
@@ -1874,8 +2228,8 @@
         <w:t xml:space="preserve">scan (lines 462-464).</w:t>
       </w:r>
     </w:p>
-    <w:bookmarkEnd w:id="12"/>
-    <w:bookmarkStart w:id="15" w:name="options-lines-37-66-238-282"/>
+    <w:bookmarkEnd w:id="13"/>
+    <w:bookmarkStart w:id="16" w:name="options-lines-37-66-238-282"/>
     <w:p>
       <w:pPr>
         <w:pStyle w:val="Heading2"/>
@@ -2856,7 +3210,7 @@
         <w:t xml:space="preserve">, line 242).</w:t>
       </w:r>
     </w:p>
-    <w:bookmarkStart w:id="13" w:name="patch-set-lines-60-65"/>
+    <w:bookmarkStart w:id="14" w:name="patch-set-lines-60-65"/>
     <w:p>
       <w:pPr>
         <w:pStyle w:val="Heading3"/>
@@ -3028,8 +3382,8 @@
         <w:t xml:space="preserve">header only.</w:t>
       </w:r>
     </w:p>
-    <w:bookmarkEnd w:id="13"/>
-    <w:bookmarkStart w:id="14" w:name="environment-lines-66-76"/>
+    <w:bookmarkEnd w:id="14"/>
+    <w:bookmarkStart w:id="15" w:name="environment-lines-66-76"/>
     <w:p>
       <w:pPr>
         <w:pStyle w:val="Heading3"/>
@@ -3484,9 +3838,9 @@
         </w:tc>
       </w:tr>
     </w:tbl>
-    <w:bookmarkEnd w:id="14"/>
     <w:bookmarkEnd w:id="15"/>
-    <w:bookmarkStart w:id="16" w:name="X9ff977286323a43795fb88095a93418d3044a33"/>
+    <w:bookmarkEnd w:id="16"/>
+    <w:bookmarkStart w:id="17" w:name="X9ff977286323a43795fb88095a93418d3044a33"/>
     <w:p>
       <w:pPr>
         <w:pStyle w:val="Heading2"/>
@@ -3868,8 +4222,8 @@
         <w:t xml:space="preserve">1. No preflight, no watcher, no tripwire.</w:t>
       </w:r>
     </w:p>
-    <w:bookmarkEnd w:id="16"/>
-    <w:bookmarkStart w:id="18" w:name="bulk-path-lines-505-561"/>
+    <w:bookmarkEnd w:id="17"/>
+    <w:bookmarkStart w:id="19" w:name="bulk-path-lines-505-561"/>
     <w:p>
       <w:pPr>
         <w:pStyle w:val="Heading2"/>
@@ -4217,7 +4571,7 @@
         <w:t xml:space="preserve">code it records (lines 547-561).</w:t>
       </w:r>
     </w:p>
-    <w:bookmarkStart w:id="17" w:name="supervisor-lines-134-201"/>
+    <w:bookmarkStart w:id="18" w:name="supervisor-lines-134-201"/>
     <w:p>
       <w:pPr>
         <w:pStyle w:val="Heading3"/>
@@ -4502,9 +4856,9 @@
         <w:t xml:space="preserve">(lines 180-206).</w:t>
       </w:r>
     </w:p>
-    <w:bookmarkEnd w:id="17"/>
     <w:bookmarkEnd w:id="18"/>
-    <w:bookmarkStart w:id="19" w:name="preflight-thresholds-lines-297-329"/>
+    <w:bookmarkEnd w:id="19"/>
+    <w:bookmarkStart w:id="20" w:name="preflight-thresholds-lines-297-329"/>
     <w:p>
       <w:pPr>
         <w:pStyle w:val="Heading2"/>
@@ -4694,8 +5048,8 @@
         <w:t xml:space="preserve">→ FAIL (lines 301, 313).</w:t>
       </w:r>
     </w:p>
-    <w:bookmarkEnd w:id="19"/>
-    <w:bookmarkStart w:id="20" w:name="lock-handling-lines-331-396"/>
+    <w:bookmarkEnd w:id="20"/>
+    <w:bookmarkStart w:id="21" w:name="lock-handling-lines-331-396"/>
     <w:p>
       <w:pPr>
         <w:pStyle w:val="Heading2"/>
@@ -4950,8 +5304,8 @@
         <w:t xml:space="preserve">another launcher → 3; cannot open → 2 (lines 392-396).</w:t>
       </w:r>
     </w:p>
-    <w:bookmarkEnd w:id="20"/>
-    <w:bookmarkStart w:id="21" w:name="X7c69f7f800a25f7ad7bcd746749b3939be1143d"/>
+    <w:bookmarkEnd w:id="21"/>
+    <w:bookmarkStart w:id="22" w:name="X7c69f7f800a25f7ad7bcd746749b3939be1143d"/>
     <w:p>
       <w:pPr>
         <w:pStyle w:val="Heading2"/>
@@ -5429,8 +5783,8 @@
         <w:t xml:space="preserve">value (line 561).</w:t>
       </w:r>
     </w:p>
-    <w:bookmarkEnd w:id="21"/>
-    <w:bookmarkStart w:id="22" w:name="files-written-under-pcodegraphindex_runs"/>
+    <w:bookmarkEnd w:id="22"/>
+    <w:bookmarkStart w:id="23" w:name="files-written-under-pcodegraphindex_runs"/>
     <w:p>
       <w:pPr>
         <w:pStyle w:val="Heading2"/>
@@ -5911,8 +6265,8 @@
         <w:t xml:space="preserve">(line 394).</w:t>
       </w:r>
     </w:p>
-    <w:bookmarkEnd w:id="22"/>
-    <w:bookmarkStart w:id="23" w:name="edge-cases"/>
+    <w:bookmarkEnd w:id="23"/>
+    <w:bookmarkStart w:id="24" w:name="edge-cases"/>
     <w:p>
       <w:pPr>
         <w:pStyle w:val="Heading2"/>
@@ -6047,8 +6401,8 @@
         <w:t xml:space="preserve">watcher and no tripwire (line 165).</w:t>
       </w:r>
     </w:p>
-    <w:bookmarkEnd w:id="23"/>
-    <w:bookmarkStart w:id="37" w:name="related-scripts"/>
+    <w:bookmarkEnd w:id="24"/>
+    <w:bookmarkStart w:id="38" w:name="related-scripts"/>
     <w:p>
       <w:pPr>
         <w:pStyle w:val="Heading2"/>
@@ -6101,7 +6455,7 @@
             <w:pPr>
               <w:pStyle w:val="Compact"/>
             </w:pPr>
-            <w:hyperlink r:id="rId24">
+            <w:hyperlink r:id="rId25">
               <w:r>
                 <w:rPr>
                   <w:rStyle w:val="Hyperlink"/>
@@ -6211,7 +6565,7 @@
             <w:pPr>
               <w:pStyle w:val="Compact"/>
             </w:pPr>
-            <w:hyperlink r:id="rId25">
+            <w:hyperlink r:id="rId26">
               <w:r>
                 <w:rPr>
                   <w:rStyle w:val="Hyperlink"/>
@@ -6240,7 +6594,7 @@
             <w:pPr>
               <w:pStyle w:val="Compact"/>
             </w:pPr>
-            <w:hyperlink r:id="rId26">
+            <w:hyperlink r:id="rId27">
               <w:r>
                 <w:rPr>
                   <w:rStyle w:val="Hyperlink"/>
@@ -6269,7 +6623,7 @@
             <w:pPr>
               <w:pStyle w:val="Compact"/>
             </w:pPr>
-            <w:hyperlink r:id="rId27">
+            <w:hyperlink r:id="rId28">
               <w:r>
                 <w:rPr>
                   <w:rStyle w:val="Hyperlink"/>
@@ -6298,7 +6652,7 @@
             <w:pPr>
               <w:pStyle w:val="Compact"/>
             </w:pPr>
-            <w:hyperlink r:id="rId28">
+            <w:hyperlink r:id="rId29">
               <w:r>
                 <w:rPr>
                   <w:rStyle w:val="Hyperlink"/>
@@ -6327,7 +6681,7 @@
             <w:pPr>
               <w:pStyle w:val="Compact"/>
             </w:pPr>
-            <w:hyperlink r:id="rId29">
+            <w:hyperlink r:id="rId30">
               <w:r>
                 <w:rPr>
                   <w:rStyle w:val="Hyperlink"/>
@@ -6356,7 +6710,7 @@
             <w:pPr>
               <w:pStyle w:val="Compact"/>
             </w:pPr>
-            <w:hyperlink r:id="rId30">
+            <w:hyperlink r:id="rId31">
               <w:r>
                 <w:rPr>
                   <w:rStyle w:val="Hyperlink"/>
@@ -6385,7 +6739,7 @@
             <w:pPr>
               <w:pStyle w:val="Compact"/>
             </w:pPr>
-            <w:hyperlink r:id="rId31">
+            <w:hyperlink r:id="rId32">
               <w:r>
                 <w:rPr>
                   <w:rStyle w:val="Hyperlink"/>
@@ -6414,7 +6768,7 @@
             <w:pPr>
               <w:pStyle w:val="Compact"/>
             </w:pPr>
-            <w:hyperlink r:id="rId32">
+            <w:hyperlink r:id="rId33">
               <w:r>
                 <w:rPr>
                   <w:rStyle w:val="Hyperlink"/>
@@ -6443,7 +6797,7 @@
             <w:pPr>
               <w:pStyle w:val="Compact"/>
             </w:pPr>
-            <w:hyperlink r:id="rId33">
+            <w:hyperlink r:id="rId34">
               <w:r>
                 <w:rPr>
                   <w:rStyle w:val="Hyperlink"/>
@@ -6472,7 +6826,7 @@
             <w:pPr>
               <w:pStyle w:val="Compact"/>
             </w:pPr>
-            <w:hyperlink r:id="rId34">
+            <w:hyperlink r:id="rId35">
               <w:r>
                 <w:rPr>
                   <w:rStyle w:val="Hyperlink"/>
@@ -6501,7 +6855,7 @@
             <w:pPr>
               <w:pStyle w:val="Compact"/>
             </w:pPr>
-            <w:hyperlink r:id="rId35">
+            <w:hyperlink r:id="rId36">
               <w:r>
                 <w:rPr>
                   <w:rStyle w:val="Hyperlink"/>
@@ -6530,7 +6884,7 @@
             <w:pPr>
               <w:pStyle w:val="Compact"/>
             </w:pPr>
-            <w:hyperlink r:id="rId36">
+            <w:hyperlink r:id="rId37">
               <w:r>
                 <w:rPr>
                   <w:rStyle w:val="Hyperlink"/>
@@ -6553,8 +6907,8 @@
         </w:tc>
       </w:tr>
     </w:tbl>
-    <w:bookmarkEnd w:id="37"/>
-    <w:bookmarkStart w:id="38" w:name="last-verified"/>
+    <w:bookmarkEnd w:id="38"/>
+    <w:bookmarkStart w:id="39" w:name="last-verified"/>
     <w:p>
       <w:pPr>
         <w:pStyle w:val="Heading2"/>
@@ -6607,8 +6961,8 @@
         <w:t xml:space="preserve">indexer holds the project DB). Helper subcommand internals were not read.</w:t>
       </w:r>
     </w:p>
-    <w:bookmarkEnd w:id="38"/>
     <w:bookmarkEnd w:id="39"/>
+    <w:bookmarkEnd w:id="40"/>
     <w:sectPr>
       <w:footnotePr>
         <w:numRestart w:val="eachSect"/>
